--- a/scripts/Project_Skeleton_Ownership_Map_CORRECTED.docx
+++ b/scripts/Project_Skeleton_Ownership_Map_CORRECTED.docx
@@ -7,7 +7,7 @@
         <w:pStyle w:val="Title"/>
       </w:pPr>
       <w:r>
-        <w:t>Project Skeleton — Ownership Map (Corrected)</w:t>
+        <w:t>Project Skeleton — Ownership Map (Corrected — Full Product)</w:t>
       </w:r>
     </w:p>
     <w:p>
@@ -16,7 +16,7 @@
           <w:b w:val="0"/>
           <w:i/>
         </w:rPr>
-        <w:t>Who builds what, how the team rotates for whole-project experience, and the phase-wise plan</w:t>
+        <w:t>Frontend / Backend / AI-Services structure, team rotation for whole-project experience, and the phase-wise plan</w:t>
       </w:r>
     </w:p>
     <w:p>
@@ -25,7 +25,7 @@
           <w:b w:val="0"/>
           <w:i w:val="0"/>
         </w:rPr>
-        <w:t>Stack: FastAPI + SQLAlchemy (ORM) + Alembic (migrations) + Jinja2 templates + Bootstrap (Admin UI) + Docker/Docker-Compose.</w:t>
+        <w:t>Stack: React (frontend SPA) + FastAPI (backend API) + Python AI-services (RAG + model serving: vLLM/Ollama, embeddings, OpenAI router) + PostgreSQL + Vector DB + Docker/K8s.</w:t>
       </w:r>
     </w:p>
     <w:p>
@@ -34,7 +34,7 @@
           <w:b w:val="0"/>
           <w:i w:val="0"/>
         </w:rPr>
-        <w:t>Scope of this skeleton: Tenant Management, AI Launch &amp; Session, Admin UI, and Infra/QA foundations.</w:t>
+        <w:t>Tenancy: Multi-university multi-tenant SaaS. Auth: SSO (SAML/OIDC) + email-password JWT.</w:t>
       </w:r>
     </w:p>
     <w:p>
@@ -43,7 +43,7 @@
           <w:b w:val="0"/>
           <w:i/>
         </w:rPr>
-        <w:t>Ownership philosophy (updated): Collective ownership with rotation. No file is permanently locked to one squad. Each module has a rotating Primary (builds) and Reviewer (reviews + learns), and developers rotate across modules each phase so every team member gets hands-on experience across the whole project.</w:t>
+        <w:t>Ownership philosophy: Collective ownership with rotation. No file is permanently locked to one squad. Each pillar has a rotating Primary (builds) and Reviewer (reviews + learns); pods rotate across pillars each phase so every team member gets hands-on experience across the whole project.</w:t>
       </w:r>
     </w:p>
     <w:p>
@@ -51,7 +51,7 @@
         <w:pStyle w:val="Heading1"/>
       </w:pPr>
       <w:r>
-        <w:t>1. Annotated Project Tree (corrected nesting)</w:t>
+        <w:t>1. Monorepo Folder Structure (Frontend / Backend / AI)</w:t>
       </w:r>
     </w:p>
     <w:p>
@@ -62,107 +62,133 @@
         </w:rPr>
         <w:t>project-root/</w:t>
         <w:br/>
-        <w:t>├── app/</w:t>
+        <w:t>│</w:t>
         <w:br/>
-        <w:t>│   ├── main.py                     # Bootstrap FastAPI app + register all routers</w:t>
+        <w:t>├── frontend/                       # React SPA - Student / Professor / Admin dashboards</w:t>
         <w:br/>
-        <w:t>│   ├── config.py                   # Centralized settings (.env: DB URL, JWT secret, env)</w:t>
+        <w:t>│   ├── public/</w:t>
         <w:br/>
-        <w:t>│   ├── database.py                 # SQLAlchemy engine + session maker (shared by models)</w:t>
+        <w:t>│   ├── src/</w:t>
         <w:br/>
-        <w:t>│   │</w:t>
+        <w:t>│   │   ├── app/                    # routing, providers, layout</w:t>
         <w:br/>
-        <w:t>│   ├── models/</w:t>
+        <w:t>│   │   ├── auth/                   # login, SSO callback, JWT/session</w:t>
         <w:br/>
-        <w:t>│   │   ├── __init__.py</w:t>
+        <w:t>│   │   ├── modules/</w:t>
         <w:br/>
-        <w:t>│   │   ├── tenant.py               # Tenant ORM model</w:t>
+        <w:t>│   │   │   ├── student/            # AI chat, my-attendance, my-marks</w:t>
         <w:br/>
-        <w:t>│   │   ├── session.py              # Session ORM model</w:t>
+        <w:t>│   │   │   ├── professor/          # attendance, marks, analytics</w:t>
         <w:br/>
-        <w:t>│   │   └── audit_log.py            # AuditLog ORM model (all modules emit events)</w:t>
+        <w:t>│   │   │   ├── admin/              # payments, payroll, halltickets, expenses</w:t>
         <w:br/>
-        <w:t>│   │</w:t>
+        <w:t>│   │   │   └── tenant-admin/       # tenant CRUD, enable/disable AI, branding</w:t>
         <w:br/>
-        <w:t>│   ├── schemas/</w:t>
+        <w:t>│   │   ├── components/ui/          # shared design system</w:t>
         <w:br/>
-        <w:t>│   │   ├── __init__.py</w:t>
+        <w:t>│   │   ├── lib/                    # API client, tenant resolver, hooks</w:t>
         <w:br/>
-        <w:t>│   │   ├── tenant.py               # Pydantic schemas for /tenants + enable/disable-ai</w:t>
+        <w:t>│   │   └── store/</w:t>
         <w:br/>
-        <w:t>│   │   ├── launch.py               # Schema for POST /api/v1/ai/launch</w:t>
+        <w:t>│   ├── package.json</w:t>
         <w:br/>
-        <w:t>│   │   └── session.py              # Schema for session create/response</w:t>
-        <w:br/>
-        <w:t>│   │</w:t>
-        <w:br/>
-        <w:t>│   ├── routes/</w:t>
-        <w:br/>
-        <w:t>│   │   ├── __init__.py</w:t>
-        <w:br/>
-        <w:t>│   │   ├── tenants.py              # Tenant CRUD + PATCH enable-ai / disable-ai</w:t>
-        <w:br/>
-        <w:t>│   │   ├── launch.py               # POST /api/v1/ai/launch</w:t>
-        <w:br/>
-        <w:t>│   │   ├── admin.py                # Jinja page routes (dashboard, list, add, edit)</w:t>
-        <w:br/>
-        <w:t>│   │   └── health.py               # Readiness / liveness checks</w:t>
-        <w:br/>
-        <w:t>│   │</w:t>
-        <w:br/>
-        <w:t>│   ├── services/</w:t>
-        <w:br/>
-        <w:t>│   │   ├── __init__.py</w:t>
-        <w:br/>
-        <w:t>│   │   ├── tenant_service.py       # Tenant CRUD + AI enable/disable business logic</w:t>
-        <w:br/>
-        <w:t>│   │   ├── launch_service.py       # Orchestrates validate -&gt; session -&gt; token -&gt; chat URL</w:t>
-        <w:br/>
-        <w:t>│   │   └── token_service.py        # JWT signing, claims, expiry</w:t>
-        <w:br/>
-        <w:t>│   │</w:t>
-        <w:br/>
-        <w:t>│   ├── templates/</w:t>
-        <w:br/>
-        <w:t>│   │   ├── layout.html             # Base layout + nav</w:t>
-        <w:br/>
-        <w:t>│   │   ├── tenants.html            # Tenant list + dashboard stats</w:t>
-        <w:br/>
-        <w:t>│   │   ├── add_tenant.html         # Create tenant form</w:t>
-        <w:br/>
-        <w:t>│   │   └── edit_tenant.html        # Edit tenant + Enable/Disable AI buttons</w:t>
-        <w:br/>
-        <w:t>│   │</w:t>
-        <w:br/>
-        <w:t>│   └── static/</w:t>
-        <w:br/>
-        <w:t>│       ├── css/</w:t>
-        <w:br/>
-        <w:t>│       │   └── style.css           # Bootstrap-based styling</w:t>
-        <w:br/>
-        <w:t>│       └── js/</w:t>
-        <w:br/>
-        <w:t>│           └── app.js              # Client-side interactivity (buttons/forms)</w:t>
+        <w:t>│   └── .env.example</w:t>
         <w:br/>
         <w:t>│</w:t>
         <w:br/>
-        <w:t>├── migrations/                     # Alembic migration scripts (tenants, sessions, audit_logs)</w:t>
+        <w:t>├── backend/                        # FastAPI - API + business logic (NO templates)</w:t>
         <w:br/>
-        <w:t>├── tests/</w:t>
+        <w:t>│   ├── app/</w:t>
         <w:br/>
-        <w:t>│   ├── test_tenants.py             # Tenant CRUD + enable/disable tests</w:t>
+        <w:t>│   │   ├── main.py                 # bootstrap + router registration</w:t>
         <w:br/>
-        <w:t>│   └── test_launch.py              # Launch + full create-&gt;enable-&gt;launch-&gt;token flow</w:t>
+        <w:t>│   │   ├── config.py</w:t>
         <w:br/>
-        <w:t>├── Dockerfile                      # Container image for the app</w:t>
+        <w:t>│   │   ├── database.py</w:t>
         <w:br/>
-        <w:t>├── docker-compose.yml              # App + database wired for local/staging</w:t>
+        <w:t>│   │   ├── core/</w:t>
         <w:br/>
-        <w:t>├── requirements.txt                # Python deps (every dev adds what their part needs)</w:t>
+        <w:t>│   │   │   ├── tenancy/            # tenant_id context, RLS helpers</w:t>
         <w:br/>
-        <w:t>├── .env.example                    # Sample environment variables</w:t>
+        <w:t>│   │   │   └── security/           # JWT, RBAC, SSO</w:t>
         <w:br/>
-        <w:t>└── README.md                       # Setup, architecture overview, endpoint list</w:t>
+        <w:t>│   │   ├── models/                 # tenant, session, user, audit_log, academic, finance</w:t>
+        <w:br/>
+        <w:t>│   │   ├── schemas/                # Pydantic request/response</w:t>
+        <w:br/>
+        <w:t>│   │   ├── routes/                 # tenants, launch, auth, academic, finance, health</w:t>
+        <w:br/>
+        <w:t>│   │   ├── services/               # tenant_service, launch_service, token_service, ...</w:t>
+        <w:br/>
+        <w:t>│   │   └── clients/</w:t>
+        <w:br/>
+        <w:t>│   │       └── ai_client.py        # talks to ai-services over HTTP (decoupled)</w:t>
+        <w:br/>
+        <w:t>│   ├── migrations/                 # Alembic</w:t>
+        <w:br/>
+        <w:t>│   ├── tests/</w:t>
+        <w:br/>
+        <w:t>│   ├── requirements.txt</w:t>
+        <w:br/>
+        <w:t>│   └── .env.example</w:t>
+        <w:br/>
+        <w:t>│</w:t>
+        <w:br/>
+        <w:t>├── ai-services/                    # AI / RAG layer (scales on GPUs, deploys separately)</w:t>
+        <w:br/>
+        <w:t>│   ├── rag/</w:t>
+        <w:br/>
+        <w:t>│   │   ├── ingestion/              # parse -&gt; chunk -&gt; embed professor notes</w:t>
+        <w:br/>
+        <w:t>│   │   ├── retrieval/              # vector search + re-rank (tenant/course scoped)</w:t>
+        <w:br/>
+        <w:t>│   │   ├── pipeline/               # build grounded prompt -&gt; answer + citations</w:t>
+        <w:br/>
+        <w:t>│   │   └── guardrails/             # grounding, moderation, anti-injection</w:t>
+        <w:br/>
+        <w:t>│   ├── serving/</w:t>
+        <w:br/>
+        <w:t>│   │   ├── llm_server/             # vLLM / Ollama config to serve self-hosted model</w:t>
+        <w:br/>
+        <w:t>│   │   ├── embeddings/             # embedding model service (bge / e5)</w:t>
+        <w:br/>
+        <w:t>│   │   └── router/                 # self-hosted &lt;-&gt; OpenAI routing logic</w:t>
+        <w:br/>
+        <w:t>│   ├── prompts/                    # versioned prompt templates</w:t>
+        <w:br/>
+        <w:t>│   ├── model_registry/             # CONFIG ONLY - model names, versions, endpoints</w:t>
+        <w:br/>
+        <w:t>│   │   └── models.yaml             # WEIGHTS live in object storage, NOT here</w:t>
+        <w:br/>
+        <w:t>│   ├── workers/                    # async embedding / reindex jobs</w:t>
+        <w:br/>
+        <w:t>│   ├── tests/</w:t>
+        <w:br/>
+        <w:t>│   ├── requirements.txt</w:t>
+        <w:br/>
+        <w:t>│   └── .env.example</w:t>
+        <w:br/>
+        <w:t>│</w:t>
+        <w:br/>
+        <w:t>├── deploy/                         # IaC &amp; deployment (shared)</w:t>
+        <w:br/>
+        <w:t>│   ├── docker/                     # frontend.Dockerfile, backend.Dockerfile, ai.Dockerfile</w:t>
+        <w:br/>
+        <w:t>│   ├── k8s/                        # frontend / backend / ai-services / vector-db / ingress</w:t>
+        <w:br/>
+        <w:t>│   └── terraform/                  # VPC, Postgres, GPU node pool, object storage, vector DB</w:t>
+        <w:br/>
+        <w:t>│</w:t>
+        <w:br/>
+        <w:t>├── docs/                           # architecture, data model, API ref, RAG pipeline</w:t>
+        <w:br/>
+        <w:t>├── scripts/                        # seed, SIS/CSV import, model-download, maintenance</w:t>
+        <w:br/>
+        <w:t>├── docker-compose.yml              # local dev: frontend + backend + ai + db + vector-db</w:t>
+        <w:br/>
+        <w:t>├── .gitignore                      # ignores model weights, node_modules, .env</w:t>
+        <w:br/>
+        <w:t>└── README.md</w:t>
       </w:r>
     </w:p>
     <w:p>
@@ -170,7 +196,55 @@
         <w:pStyle w:val="Heading1"/>
       </w:pPr>
       <w:r>
-        <w:t>2. Data Model Snapshot (for reference)</w:t>
+        <w:t>2. Key Architectural Rules</w:t>
+      </w:r>
+    </w:p>
+    <w:p>
+      <w:pPr>
+        <w:pStyle w:val="ListBullet"/>
+      </w:pPr>
+      <w:r>
+        <w:t>Backend never imports AI code directly - it calls ai-services over HTTP via backend/app/clients/ai_client.py, keeping the GPU-heavy AI layer independently deployable.</w:t>
+      </w:r>
+    </w:p>
+    <w:p>
+      <w:pPr>
+        <w:pStyle w:val="ListBullet"/>
+      </w:pPr>
+      <w:r>
+        <w:t>Model weights are NOT in the repo - model_registry/models.yaml lists names/versions/endpoints only; binaries are pulled from object storage / model registry at container startup (scripts/model-download). .gitignore blocks weight files.</w:t>
+      </w:r>
+    </w:p>
+    <w:p>
+      <w:pPr>
+        <w:pStyle w:val="ListBullet"/>
+      </w:pPr>
+      <w:r>
+        <w:t>Vector DB and object storage are infrastructure, provisioned in deploy/terraform/ - not folders in the codebase.</w:t>
+      </w:r>
+    </w:p>
+    <w:p>
+      <w:pPr>
+        <w:pStyle w:val="ListBullet"/>
+      </w:pPr>
+      <w:r>
+        <w:t>Every backend table carries tenant_id with PostgreSQL Row-Level Security; vector collections and storage prefixes are tenant-scoped.</w:t>
+      </w:r>
+    </w:p>
+    <w:p>
+      <w:pPr>
+        <w:pStyle w:val="ListBullet"/>
+      </w:pPr>
+      <w:r>
+        <w:t>Server-rendered Jinja templates/static are removed - all UI is handled by the React frontend/.</w:t>
+      </w:r>
+    </w:p>
+    <w:p>
+      <w:pPr>
+        <w:pStyle w:val="Heading1"/>
+      </w:pPr>
+      <w:r>
+        <w:t>3. Pillar Build Plan</w:t>
       </w:r>
     </w:p>
     <w:tbl>
@@ -180,33 +254,47 @@
         <w:tblLook w:firstColumn="1" w:firstRow="1" w:lastColumn="0" w:lastRow="0" w:noHBand="0" w:noVBand="1" w:val="04A0"/>
       </w:tblPr>
       <w:tblGrid>
-        <w:gridCol w:w="4320"/>
-        <w:gridCol w:w="4320"/>
+        <w:gridCol w:w="2880"/>
+        <w:gridCol w:w="2880"/>
+        <w:gridCol w:w="2880"/>
       </w:tblGrid>
       <w:tr>
         <w:tc>
           <w:tcPr>
-            <w:tcW w:type="dxa" w:w="4320"/>
+            <w:tcW w:type="dxa" w:w="2880"/>
           </w:tcPr>
           <w:p>
             <w:r>
               <w:rPr>
                 <w:b/>
               </w:rPr>
-              <w:t>Table</w:t>
+              <w:t>Pillar</w:t>
             </w:r>
           </w:p>
         </w:tc>
         <w:tc>
           <w:tcPr>
-            <w:tcW w:type="dxa" w:w="4320"/>
+            <w:tcW w:type="dxa" w:w="2880"/>
           </w:tcPr>
           <w:p>
             <w:r>
               <w:rPr>
                 <w:b/>
               </w:rPr>
-              <w:t>Key Columns</w:t>
+              <w:t>Key Areas</w:t>
+            </w:r>
+          </w:p>
+        </w:tc>
+        <w:tc>
+          <w:tcPr>
+            <w:tcW w:type="dxa" w:w="2880"/>
+          </w:tcPr>
+          <w:p>
+            <w:r>
+              <w:rPr>
+                <w:b/>
+              </w:rPr>
+              <w:t>What Gets Built</w:t>
             </w:r>
           </w:p>
         </w:tc>
@@ -214,21 +302,31 @@
       <w:tr>
         <w:tc>
           <w:tcPr>
-            <w:tcW w:type="dxa" w:w="4320"/>
+            <w:tcW w:type="dxa" w:w="2880"/>
           </w:tcPr>
           <w:p>
             <w:r>
-              <w:t>tenants</w:t>
+              <w:t>Frontend (React)</w:t>
             </w:r>
           </w:p>
         </w:tc>
         <w:tc>
           <w:tcPr>
-            <w:tcW w:type="dxa" w:w="4320"/>
+            <w:tcW w:type="dxa" w:w="2880"/>
           </w:tcPr>
           <w:p>
             <w:r>
-              <w:t>id, tenant_id, tenant_name, portal_url, status, ai_enabled, created_at</w:t>
+              <w:t>auth, student, professor, admin, tenant-admin, ui, lib</w:t>
+            </w:r>
+          </w:p>
+        </w:tc>
+        <w:tc>
+          <w:tcPr>
+            <w:tcW w:type="dxa" w:w="2880"/>
+          </w:tcPr>
+          <w:p>
+            <w:r>
+              <w:t>Role-aware dashboards, AI chat UI, API client, SSO + JWT flows</w:t>
             </w:r>
           </w:p>
         </w:tc>
@@ -236,21 +334,31 @@
       <w:tr>
         <w:tc>
           <w:tcPr>
-            <w:tcW w:type="dxa" w:w="4320"/>
+            <w:tcW w:type="dxa" w:w="2880"/>
           </w:tcPr>
           <w:p>
             <w:r>
-              <w:t>sessions</w:t>
+              <w:t>Backend (FastAPI)</w:t>
             </w:r>
           </w:p>
         </w:tc>
         <w:tc>
           <w:tcPr>
-            <w:tcW w:type="dxa" w:w="4320"/>
+            <w:tcW w:type="dxa" w:w="2880"/>
           </w:tcPr>
           <w:p>
             <w:r>
-              <w:t>id, session_id, tenant_id, user_id, role, expires_at, created_at</w:t>
+              <w:t>core (tenancy/security), models, schemas, routes, services, clients</w:t>
+            </w:r>
+          </w:p>
+        </w:tc>
+        <w:tc>
+          <w:tcPr>
+            <w:tcW w:type="dxa" w:w="2880"/>
+          </w:tcPr>
+          <w:p>
+            <w:r>
+              <w:t>Multi-tenant API, auth/RBAC, tenant &amp; academic &amp; finance logic, ai_client</w:t>
             </w:r>
           </w:p>
         </w:tc>
@@ -258,96 +366,31 @@
       <w:tr>
         <w:tc>
           <w:tcPr>
-            <w:tcW w:type="dxa" w:w="4320"/>
+            <w:tcW w:type="dxa" w:w="2880"/>
           </w:tcPr>
           <w:p>
             <w:r>
-              <w:t>audit_logs</w:t>
+              <w:t>AI-Services (Python)</w:t>
             </w:r>
           </w:p>
         </w:tc>
         <w:tc>
           <w:tcPr>
-            <w:tcW w:type="dxa" w:w="4320"/>
+            <w:tcW w:type="dxa" w:w="2880"/>
           </w:tcPr>
           <w:p>
             <w:r>
-              <w:t>id, tenant_id, event_type, details, created_at</w:t>
-            </w:r>
-          </w:p>
-        </w:tc>
-      </w:tr>
-    </w:tbl>
-    <w:p>
-      <w:pPr>
-        <w:pStyle w:val="Heading1"/>
-      </w:pPr>
-      <w:r>
-        <w:t>3. File-by-File Build Plan (one-week sprint, Day 1-5)</w:t>
-      </w:r>
-    </w:p>
-    <w:tbl>
-      <w:tblPr>
-        <w:tblStyle w:val="LightGrid-Accent1"/>
-        <w:tblW w:type="auto" w:w="0"/>
-        <w:tblLook w:firstColumn="1" w:firstRow="1" w:lastColumn="0" w:lastRow="0" w:noHBand="0" w:noVBand="1" w:val="04A0"/>
-      </w:tblPr>
-      <w:tblGrid>
-        <w:gridCol w:w="2160"/>
-        <w:gridCol w:w="2160"/>
-        <w:gridCol w:w="2160"/>
-        <w:gridCol w:w="2160"/>
-      </w:tblGrid>
-      <w:tr>
-        <w:tc>
-          <w:tcPr>
-            <w:tcW w:type="dxa" w:w="2160"/>
-          </w:tcPr>
-          <w:p>
-            <w:r>
-              <w:rPr>
-                <w:b/>
-              </w:rPr>
-              <w:t>File / Folder</w:t>
+              <w:t>rag (ingestion/retrieval/pipeline/guardrails), serving, router, workers</w:t>
             </w:r>
           </w:p>
         </w:tc>
         <w:tc>
           <w:tcPr>
-            <w:tcW w:type="dxa" w:w="2160"/>
+            <w:tcW w:type="dxa" w:w="2880"/>
           </w:tcPr>
           <w:p>
             <w:r>
-              <w:rPr>
-                <w:b/>
-              </w:rPr>
-              <w:t>Phase</w:t>
-            </w:r>
-          </w:p>
-        </w:tc>
-        <w:tc>
-          <w:tcPr>
-            <w:tcW w:type="dxa" w:w="2160"/>
-          </w:tcPr>
-          <w:p>
-            <w:r>
-              <w:rPr>
-                <w:b/>
-              </w:rPr>
-              <w:t>What to Build</w:t>
-            </w:r>
-          </w:p>
-        </w:tc>
-        <w:tc>
-          <w:tcPr>
-            <w:tcW w:type="dxa" w:w="2160"/>
-          </w:tcPr>
-          <w:p>
-            <w:r>
-              <w:rPr>
-                <w:b/>
-              </w:rPr>
-              <w:t>Sprint Day</w:t>
+              <w:t>Note ingestion + embeddings, vector search, grounded answers, model routing</w:t>
             </w:r>
           </w:p>
         </w:tc>
@@ -355,1007 +398,31 @@
       <w:tr>
         <w:tc>
           <w:tcPr>
-            <w:tcW w:type="dxa" w:w="2160"/>
+            <w:tcW w:type="dxa" w:w="2880"/>
           </w:tcPr>
           <w:p>
             <w:r>
-              <w:t>app/main.py</w:t>
+              <w:t>Infra &amp; QA</w:t>
             </w:r>
           </w:p>
         </w:tc>
         <w:tc>
           <w:tcPr>
-            <w:tcW w:type="dxa" w:w="2160"/>
+            <w:tcW w:type="dxa" w:w="2880"/>
           </w:tcPr>
           <w:p>
             <w:r>
-              <w:t>Foundation</w:t>
+              <w:t>deploy (docker/k8s/terraform), tests, migrations, scripts</w:t>
             </w:r>
           </w:p>
         </w:tc>
         <w:tc>
           <w:tcPr>
-            <w:tcW w:type="dxa" w:w="2160"/>
+            <w:tcW w:type="dxa" w:w="2880"/>
           </w:tcPr>
           <w:p>
             <w:r>
-              <w:t>Bootstrap FastAPI app; register each router as it lands (tenants, launch, admin, health)</w:t>
-            </w:r>
-          </w:p>
-        </w:tc>
-        <w:tc>
-          <w:tcPr>
-            <w:tcW w:type="dxa" w:w="2160"/>
-          </w:tcPr>
-          <w:p>
-            <w:r>
-              <w:t>Day 1-5</w:t>
-            </w:r>
-          </w:p>
-        </w:tc>
-      </w:tr>
-      <w:tr>
-        <w:tc>
-          <w:tcPr>
-            <w:tcW w:type="dxa" w:w="2160"/>
-          </w:tcPr>
-          <w:p>
-            <w:r>
-              <w:t>app/config.py</w:t>
-            </w:r>
-          </w:p>
-        </w:tc>
-        <w:tc>
-          <w:tcPr>
-            <w:tcW w:type="dxa" w:w="2160"/>
-          </w:tcPr>
-          <w:p>
-            <w:r>
-              <w:t>Foundation</w:t>
-            </w:r>
-          </w:p>
-        </w:tc>
-        <w:tc>
-          <w:tcPr>
-            <w:tcW w:type="dxa" w:w="2160"/>
-          </w:tcPr>
-          <w:p>
-            <w:r>
-              <w:t>Centralized settings - DB URL, JWT secret, env vars from .env</w:t>
-            </w:r>
-          </w:p>
-        </w:tc>
-        <w:tc>
-          <w:tcPr>
-            <w:tcW w:type="dxa" w:w="2160"/>
-          </w:tcPr>
-          <w:p>
-            <w:r>
-              <w:t>Day 1</w:t>
-            </w:r>
-          </w:p>
-        </w:tc>
-      </w:tr>
-      <w:tr>
-        <w:tc>
-          <w:tcPr>
-            <w:tcW w:type="dxa" w:w="2160"/>
-          </w:tcPr>
-          <w:p>
-            <w:r>
-              <w:t>app/database.py</w:t>
-            </w:r>
-          </w:p>
-        </w:tc>
-        <w:tc>
-          <w:tcPr>
-            <w:tcW w:type="dxa" w:w="2160"/>
-          </w:tcPr>
-          <w:p>
-            <w:r>
-              <w:t>Foundation</w:t>
-            </w:r>
-          </w:p>
-        </w:tc>
-        <w:tc>
-          <w:tcPr>
-            <w:tcW w:type="dxa" w:w="2160"/>
-          </w:tcPr>
-          <w:p>
-            <w:r>
-              <w:t>SQLAlchemy engine + session maker used by all models</w:t>
-            </w:r>
-          </w:p>
-        </w:tc>
-        <w:tc>
-          <w:tcPr>
-            <w:tcW w:type="dxa" w:w="2160"/>
-          </w:tcPr>
-          <w:p>
-            <w:r>
-              <w:t>Day 1</w:t>
-            </w:r>
-          </w:p>
-        </w:tc>
-      </w:tr>
-      <w:tr>
-        <w:tc>
-          <w:tcPr>
-            <w:tcW w:type="dxa" w:w="2160"/>
-          </w:tcPr>
-          <w:p>
-            <w:r>
-              <w:t>app/models/tenant.py</w:t>
-            </w:r>
-          </w:p>
-        </w:tc>
-        <w:tc>
-          <w:tcPr>
-            <w:tcW w:type="dxa" w:w="2160"/>
-          </w:tcPr>
-          <w:p>
-            <w:r>
-              <w:t>Core</w:t>
-            </w:r>
-          </w:p>
-        </w:tc>
-        <w:tc>
-          <w:tcPr>
-            <w:tcW w:type="dxa" w:w="2160"/>
-          </w:tcPr>
-          <w:p>
-            <w:r>
-              <w:t>Tenant ORM model</w:t>
-            </w:r>
-          </w:p>
-        </w:tc>
-        <w:tc>
-          <w:tcPr>
-            <w:tcW w:type="dxa" w:w="2160"/>
-          </w:tcPr>
-          <w:p>
-            <w:r>
-              <w:t>Day 1-2</w:t>
-            </w:r>
-          </w:p>
-        </w:tc>
-      </w:tr>
-      <w:tr>
-        <w:tc>
-          <w:tcPr>
-            <w:tcW w:type="dxa" w:w="2160"/>
-          </w:tcPr>
-          <w:p>
-            <w:r>
-              <w:t>app/models/session.py</w:t>
-            </w:r>
-          </w:p>
-        </w:tc>
-        <w:tc>
-          <w:tcPr>
-            <w:tcW w:type="dxa" w:w="2160"/>
-          </w:tcPr>
-          <w:p>
-            <w:r>
-              <w:t>Core</w:t>
-            </w:r>
-          </w:p>
-        </w:tc>
-        <w:tc>
-          <w:tcPr>
-            <w:tcW w:type="dxa" w:w="2160"/>
-          </w:tcPr>
-          <w:p>
-            <w:r>
-              <w:t>Session ORM model</w:t>
-            </w:r>
-          </w:p>
-        </w:tc>
-        <w:tc>
-          <w:tcPr>
-            <w:tcW w:type="dxa" w:w="2160"/>
-          </w:tcPr>
-          <w:p>
-            <w:r>
-              <w:t>Day 2</w:t>
-            </w:r>
-          </w:p>
-        </w:tc>
-      </w:tr>
-      <w:tr>
-        <w:tc>
-          <w:tcPr>
-            <w:tcW w:type="dxa" w:w="2160"/>
-          </w:tcPr>
-          <w:p>
-            <w:r>
-              <w:t>app/models/audit_log.py</w:t>
-            </w:r>
-          </w:p>
-        </w:tc>
-        <w:tc>
-          <w:tcPr>
-            <w:tcW w:type="dxa" w:w="2160"/>
-          </w:tcPr>
-          <w:p>
-            <w:r>
-              <w:t>Foundation</w:t>
-            </w:r>
-          </w:p>
-        </w:tc>
-        <w:tc>
-          <w:tcPr>
-            <w:tcW w:type="dxa" w:w="2160"/>
-          </w:tcPr>
-          <w:p>
-            <w:r>
-              <w:t>AuditLog ORM model; tenant &amp; launch flows write events here</w:t>
-            </w:r>
-          </w:p>
-        </w:tc>
-        <w:tc>
-          <w:tcPr>
-            <w:tcW w:type="dxa" w:w="2160"/>
-          </w:tcPr>
-          <w:p>
-            <w:r>
-              <w:t>Day 1 (used 3-5)</w:t>
-            </w:r>
-          </w:p>
-        </w:tc>
-      </w:tr>
-      <w:tr>
-        <w:tc>
-          <w:tcPr>
-            <w:tcW w:type="dxa" w:w="2160"/>
-          </w:tcPr>
-          <w:p>
-            <w:r>
-              <w:t>app/schemas/tenant.py</w:t>
-            </w:r>
-          </w:p>
-        </w:tc>
-        <w:tc>
-          <w:tcPr>
-            <w:tcW w:type="dxa" w:w="2160"/>
-          </w:tcPr>
-          <w:p>
-            <w:r>
-              <w:t>Core</w:t>
-            </w:r>
-          </w:p>
-        </w:tc>
-        <w:tc>
-          <w:tcPr>
-            <w:tcW w:type="dxa" w:w="2160"/>
-          </w:tcPr>
-          <w:p>
-            <w:r>
-              <w:t>Pydantic schemas for POST/GET/PUT/DELETE /tenants + enable/disable-ai</w:t>
-            </w:r>
-          </w:p>
-        </w:tc>
-        <w:tc>
-          <w:tcPr>
-            <w:tcW w:type="dxa" w:w="2160"/>
-          </w:tcPr>
-          <w:p>
-            <w:r>
-              <w:t>Day 2</w:t>
-            </w:r>
-          </w:p>
-        </w:tc>
-      </w:tr>
-      <w:tr>
-        <w:tc>
-          <w:tcPr>
-            <w:tcW w:type="dxa" w:w="2160"/>
-          </w:tcPr>
-          <w:p>
-            <w:r>
-              <w:t>app/schemas/launch.py</w:t>
-            </w:r>
-          </w:p>
-        </w:tc>
-        <w:tc>
-          <w:tcPr>
-            <w:tcW w:type="dxa" w:w="2160"/>
-          </w:tcPr>
-          <w:p>
-            <w:r>
-              <w:t>Core</w:t>
-            </w:r>
-          </w:p>
-        </w:tc>
-        <w:tc>
-          <w:tcPr>
-            <w:tcW w:type="dxa" w:w="2160"/>
-          </w:tcPr>
-          <w:p>
-            <w:r>
-              <w:t>Schema for POST /api/v1/ai/launch (tenant_id in -&gt; chat URL + token out)</w:t>
-            </w:r>
-          </w:p>
-        </w:tc>
-        <w:tc>
-          <w:tcPr>
-            <w:tcW w:type="dxa" w:w="2160"/>
-          </w:tcPr>
-          <w:p>
-            <w:r>
-              <w:t>Day 2</w:t>
-            </w:r>
-          </w:p>
-        </w:tc>
-      </w:tr>
-      <w:tr>
-        <w:tc>
-          <w:tcPr>
-            <w:tcW w:type="dxa" w:w="2160"/>
-          </w:tcPr>
-          <w:p>
-            <w:r>
-              <w:t>app/schemas/session.py</w:t>
-            </w:r>
-          </w:p>
-        </w:tc>
-        <w:tc>
-          <w:tcPr>
-            <w:tcW w:type="dxa" w:w="2160"/>
-          </w:tcPr>
-          <w:p>
-            <w:r>
-              <w:t>Core</w:t>
-            </w:r>
-          </w:p>
-        </w:tc>
-        <w:tc>
-          <w:tcPr>
-            <w:tcW w:type="dxa" w:w="2160"/>
-          </w:tcPr>
-          <w:p>
-            <w:r>
-              <w:t>Session create/response schema (session_id, expires_at, role)</w:t>
-            </w:r>
-          </w:p>
-        </w:tc>
-        <w:tc>
-          <w:tcPr>
-            <w:tcW w:type="dxa" w:w="2160"/>
-          </w:tcPr>
-          <w:p>
-            <w:r>
-              <w:t>Day 2-3</w:t>
-            </w:r>
-          </w:p>
-        </w:tc>
-      </w:tr>
-      <w:tr>
-        <w:tc>
-          <w:tcPr>
-            <w:tcW w:type="dxa" w:w="2160"/>
-          </w:tcPr>
-          <w:p>
-            <w:r>
-              <w:t>app/routes/tenants.py</w:t>
-            </w:r>
-          </w:p>
-        </w:tc>
-        <w:tc>
-          <w:tcPr>
-            <w:tcW w:type="dxa" w:w="2160"/>
-          </w:tcPr>
-          <w:p>
-            <w:r>
-              <w:t>Core</w:t>
-            </w:r>
-          </w:p>
-        </w:tc>
-        <w:tc>
-          <w:tcPr>
-            <w:tcW w:type="dxa" w:w="2160"/>
-          </w:tcPr>
-          <w:p>
-            <w:r>
-              <w:t>Tenant CRUD + PATCH enable-ai/disable-ai -&gt; calls tenant_service.py</w:t>
-            </w:r>
-          </w:p>
-        </w:tc>
-        <w:tc>
-          <w:tcPr>
-            <w:tcW w:type="dxa" w:w="2160"/>
-          </w:tcPr>
-          <w:p>
-            <w:r>
-              <w:t>Day 2-3</w:t>
-            </w:r>
-          </w:p>
-        </w:tc>
-      </w:tr>
-      <w:tr>
-        <w:tc>
-          <w:tcPr>
-            <w:tcW w:type="dxa" w:w="2160"/>
-          </w:tcPr>
-          <w:p>
-            <w:r>
-              <w:t>app/routes/launch.py</w:t>
-            </w:r>
-          </w:p>
-        </w:tc>
-        <w:tc>
-          <w:tcPr>
-            <w:tcW w:type="dxa" w:w="2160"/>
-          </w:tcPr>
-          <w:p>
-            <w:r>
-              <w:t>Core</w:t>
-            </w:r>
-          </w:p>
-        </w:tc>
-        <w:tc>
-          <w:tcPr>
-            <w:tcW w:type="dxa" w:w="2160"/>
-          </w:tcPr>
-          <w:p>
-            <w:r>
-              <w:t>POST /api/v1/ai/launch -&gt; validate tenant, call launch + token services</w:t>
-            </w:r>
-          </w:p>
-        </w:tc>
-        <w:tc>
-          <w:tcPr>
-            <w:tcW w:type="dxa" w:w="2160"/>
-          </w:tcPr>
-          <w:p>
-            <w:r>
-              <w:t>Day 2-4</w:t>
-            </w:r>
-          </w:p>
-        </w:tc>
-      </w:tr>
-      <w:tr>
-        <w:tc>
-          <w:tcPr>
-            <w:tcW w:type="dxa" w:w="2160"/>
-          </w:tcPr>
-          <w:p>
-            <w:r>
-              <w:t>app/routes/admin.py</w:t>
-            </w:r>
-          </w:p>
-        </w:tc>
-        <w:tc>
-          <w:tcPr>
-            <w:tcW w:type="dxa" w:w="2160"/>
-          </w:tcPr>
-          <w:p>
-            <w:r>
-              <w:t>Core</w:t>
-            </w:r>
-          </w:p>
-        </w:tc>
-        <w:tc>
-          <w:tcPr>
-            <w:tcW w:type="dxa" w:w="2160"/>
-          </w:tcPr>
-          <w:p>
-            <w:r>
-              <w:t>Jinja page routes (dashboard, list, add, edit) -&gt; calls Tenant API</w:t>
-            </w:r>
-          </w:p>
-        </w:tc>
-        <w:tc>
-          <w:tcPr>
-            <w:tcW w:type="dxa" w:w="2160"/>
-          </w:tcPr>
-          <w:p>
-            <w:r>
-              <w:t>Day 2-4</w:t>
-            </w:r>
-          </w:p>
-        </w:tc>
-      </w:tr>
-      <w:tr>
-        <w:tc>
-          <w:tcPr>
-            <w:tcW w:type="dxa" w:w="2160"/>
-          </w:tcPr>
-          <w:p>
-            <w:r>
-              <w:t>app/routes/health.py</w:t>
-            </w:r>
-          </w:p>
-        </w:tc>
-        <w:tc>
-          <w:tcPr>
-            <w:tcW w:type="dxa" w:w="2160"/>
-          </w:tcPr>
-          <w:p>
-            <w:r>
-              <w:t>Hardening</w:t>
-            </w:r>
-          </w:p>
-        </w:tc>
-        <w:tc>
-          <w:tcPr>
-            <w:tcW w:type="dxa" w:w="2160"/>
-          </w:tcPr>
-          <w:p>
-            <w:r>
-              <w:t>Readiness/liveness endpoints</w:t>
-            </w:r>
-          </w:p>
-        </w:tc>
-        <w:tc>
-          <w:tcPr>
-            <w:tcW w:type="dxa" w:w="2160"/>
-          </w:tcPr>
-          <w:p>
-            <w:r>
-              <w:t>Day 5</w:t>
-            </w:r>
-          </w:p>
-        </w:tc>
-      </w:tr>
-      <w:tr>
-        <w:tc>
-          <w:tcPr>
-            <w:tcW w:type="dxa" w:w="2160"/>
-          </w:tcPr>
-          <w:p>
-            <w:r>
-              <w:t>app/services/tenant_service.py</w:t>
-            </w:r>
-          </w:p>
-        </w:tc>
-        <w:tc>
-          <w:tcPr>
-            <w:tcW w:type="dxa" w:w="2160"/>
-          </w:tcPr>
-          <w:p>
-            <w:r>
-              <w:t>Core</w:t>
-            </w:r>
-          </w:p>
-        </w:tc>
-        <w:tc>
-          <w:tcPr>
-            <w:tcW w:type="dxa" w:w="2160"/>
-          </w:tcPr>
-          <w:p>
-            <w:r>
-              <w:t>Tenant CRUD + AI toggle logic: validation, DB writes, audit calls</w:t>
-            </w:r>
-          </w:p>
-        </w:tc>
-        <w:tc>
-          <w:tcPr>
-            <w:tcW w:type="dxa" w:w="2160"/>
-          </w:tcPr>
-          <w:p>
-            <w:r>
-              <w:t>Day 2-3</w:t>
-            </w:r>
-          </w:p>
-        </w:tc>
-      </w:tr>
-      <w:tr>
-        <w:tc>
-          <w:tcPr>
-            <w:tcW w:type="dxa" w:w="2160"/>
-          </w:tcPr>
-          <w:p>
-            <w:r>
-              <w:t>app/services/launch_service.py</w:t>
-            </w:r>
-          </w:p>
-        </w:tc>
-        <w:tc>
-          <w:tcPr>
-            <w:tcW w:type="dxa" w:w="2160"/>
-          </w:tcPr>
-          <w:p>
-            <w:r>
-              <w:t>Core</w:t>
-            </w:r>
-          </w:p>
-        </w:tc>
-        <w:tc>
-          <w:tcPr>
-            <w:tcW w:type="dxa" w:w="2160"/>
-          </w:tcPr>
-          <w:p>
-            <w:r>
-              <w:t>Validate tenant + ai_enabled, create session, call token service, return chat URL</w:t>
-            </w:r>
-          </w:p>
-        </w:tc>
-        <w:tc>
-          <w:tcPr>
-            <w:tcW w:type="dxa" w:w="2160"/>
-          </w:tcPr>
-          <w:p>
-            <w:r>
-              <w:t>Day 3-4</w:t>
-            </w:r>
-          </w:p>
-        </w:tc>
-      </w:tr>
-      <w:tr>
-        <w:tc>
-          <w:tcPr>
-            <w:tcW w:type="dxa" w:w="2160"/>
-          </w:tcPr>
-          <w:p>
-            <w:r>
-              <w:t>app/services/token_service.py</w:t>
-            </w:r>
-          </w:p>
-        </w:tc>
-        <w:tc>
-          <w:tcPr>
-            <w:tcW w:type="dxa" w:w="2160"/>
-          </w:tcPr>
-          <w:p>
-            <w:r>
-              <w:t>Core</w:t>
-            </w:r>
-          </w:p>
-        </w:tc>
-        <w:tc>
-          <w:tcPr>
-            <w:tcW w:type="dxa" w:w="2160"/>
-          </w:tcPr>
-          <w:p>
-            <w:r>
-              <w:t>JWT generation - signing, claims (tenant_id, session_id, role), expiry</w:t>
-            </w:r>
-          </w:p>
-        </w:tc>
-        <w:tc>
-          <w:tcPr>
-            <w:tcW w:type="dxa" w:w="2160"/>
-          </w:tcPr>
-          <w:p>
-            <w:r>
-              <w:t>Day 3-4</w:t>
-            </w:r>
-          </w:p>
-        </w:tc>
-      </w:tr>
-      <w:tr>
-        <w:tc>
-          <w:tcPr>
-            <w:tcW w:type="dxa" w:w="2160"/>
-          </w:tcPr>
-          <w:p>
-            <w:r>
-              <w:t>app/templates/*.html</w:t>
-            </w:r>
-          </w:p>
-        </w:tc>
-        <w:tc>
-          <w:tcPr>
-            <w:tcW w:type="dxa" w:w="2160"/>
-          </w:tcPr>
-          <w:p>
-            <w:r>
-              <w:t>Core</w:t>
-            </w:r>
-          </w:p>
-        </w:tc>
-        <w:tc>
-          <w:tcPr>
-            <w:tcW w:type="dxa" w:w="2160"/>
-          </w:tcPr>
-          <w:p>
-            <w:r>
-              <w:t>layout.html, tenants.html, add_tenant.html, edit_tenant.html</w:t>
-            </w:r>
-          </w:p>
-        </w:tc>
-        <w:tc>
-          <w:tcPr>
-            <w:tcW w:type="dxa" w:w="2160"/>
-          </w:tcPr>
-          <w:p>
-            <w:r>
-              <w:t>Day 2-3</w:t>
-            </w:r>
-          </w:p>
-        </w:tc>
-      </w:tr>
-      <w:tr>
-        <w:tc>
-          <w:tcPr>
-            <w:tcW w:type="dxa" w:w="2160"/>
-          </w:tcPr>
-          <w:p>
-            <w:r>
-              <w:t>app/static/css, js</w:t>
-            </w:r>
-          </w:p>
-        </w:tc>
-        <w:tc>
-          <w:tcPr>
-            <w:tcW w:type="dxa" w:w="2160"/>
-          </w:tcPr>
-          <w:p>
-            <w:r>
-              <w:t>Core</w:t>
-            </w:r>
-          </w:p>
-        </w:tc>
-        <w:tc>
-          <w:tcPr>
-            <w:tcW w:type="dxa" w:w="2160"/>
-          </w:tcPr>
-          <w:p>
-            <w:r>
-              <w:t>Bootstrap styling + client-side interactivity</w:t>
-            </w:r>
-          </w:p>
-        </w:tc>
-        <w:tc>
-          <w:tcPr>
-            <w:tcW w:type="dxa" w:w="2160"/>
-          </w:tcPr>
-          <w:p>
-            <w:r>
-              <w:t>Day 2-5</w:t>
-            </w:r>
-          </w:p>
-        </w:tc>
-      </w:tr>
-      <w:tr>
-        <w:tc>
-          <w:tcPr>
-            <w:tcW w:type="dxa" w:w="2160"/>
-          </w:tcPr>
-          <w:p>
-            <w:r>
-              <w:t>migrations/</w:t>
-            </w:r>
-          </w:p>
-        </w:tc>
-        <w:tc>
-          <w:tcPr>
-            <w:tcW w:type="dxa" w:w="2160"/>
-          </w:tcPr>
-          <w:p>
-            <w:r>
-              <w:t>Foundation</w:t>
-            </w:r>
-          </w:p>
-        </w:tc>
-        <w:tc>
-          <w:tcPr>
-            <w:tcW w:type="dxa" w:w="2160"/>
-          </w:tcPr>
-          <w:p>
-            <w:r>
-              <w:t>Alembic scripts for 3 tables; rerun on any model change</w:t>
-            </w:r>
-          </w:p>
-        </w:tc>
-        <w:tc>
-          <w:tcPr>
-            <w:tcW w:type="dxa" w:w="2160"/>
-          </w:tcPr>
-          <w:p>
-            <w:r>
-              <w:t>Day 1, 3</w:t>
-            </w:r>
-          </w:p>
-        </w:tc>
-      </w:tr>
-      <w:tr>
-        <w:tc>
-          <w:tcPr>
-            <w:tcW w:type="dxa" w:w="2160"/>
-          </w:tcPr>
-          <w:p>
-            <w:r>
-              <w:t>tests/test_tenants.py</w:t>
-            </w:r>
-          </w:p>
-        </w:tc>
-        <w:tc>
-          <w:tcPr>
-            <w:tcW w:type="dxa" w:w="2160"/>
-          </w:tcPr>
-          <w:p>
-            <w:r>
-              <w:t>Integration</w:t>
-            </w:r>
-          </w:p>
-        </w:tc>
-        <w:tc>
-          <w:tcPr>
-            <w:tcW w:type="dxa" w:w="2160"/>
-          </w:tcPr>
-          <w:p>
-            <w:r>
-              <w:t>Automated tests for all Tenant CRUD + enable/disable</w:t>
-            </w:r>
-          </w:p>
-        </w:tc>
-        <w:tc>
-          <w:tcPr>
-            <w:tcW w:type="dxa" w:w="2160"/>
-          </w:tcPr>
-          <w:p>
-            <w:r>
-              <w:t>Day 3-4</w:t>
-            </w:r>
-          </w:p>
-        </w:tc>
-      </w:tr>
-      <w:tr>
-        <w:tc>
-          <w:tcPr>
-            <w:tcW w:type="dxa" w:w="2160"/>
-          </w:tcPr>
-          <w:p>
-            <w:r>
-              <w:t>tests/test_launch.py</w:t>
-            </w:r>
-          </w:p>
-        </w:tc>
-        <w:tc>
-          <w:tcPr>
-            <w:tcW w:type="dxa" w:w="2160"/>
-          </w:tcPr>
-          <w:p>
-            <w:r>
-              <w:t>Integration</w:t>
-            </w:r>
-          </w:p>
-        </w:tc>
-        <w:tc>
-          <w:tcPr>
-            <w:tcW w:type="dxa" w:w="2160"/>
-          </w:tcPr>
-          <w:p>
-            <w:r>
-              <w:t>Tests for launch + full create-&gt;enable-&gt;launch-&gt;token flow</w:t>
-            </w:r>
-          </w:p>
-        </w:tc>
-        <w:tc>
-          <w:tcPr>
-            <w:tcW w:type="dxa" w:w="2160"/>
-          </w:tcPr>
-          <w:p>
-            <w:r>
-              <w:t>Day 3-4</w:t>
-            </w:r>
-          </w:p>
-        </w:tc>
-      </w:tr>
-      <w:tr>
-        <w:tc>
-          <w:tcPr>
-            <w:tcW w:type="dxa" w:w="2160"/>
-          </w:tcPr>
-          <w:p>
-            <w:r>
-              <w:t>Dockerfile / docker-compose.yml</w:t>
-            </w:r>
-          </w:p>
-        </w:tc>
-        <w:tc>
-          <w:tcPr>
-            <w:tcW w:type="dxa" w:w="2160"/>
-          </w:tcPr>
-          <w:p>
-            <w:r>
-              <w:t>Foundation</w:t>
-            </w:r>
-          </w:p>
-        </w:tc>
-        <w:tc>
-          <w:tcPr>
-            <w:tcW w:type="dxa" w:w="2160"/>
-          </w:tcPr>
-          <w:p>
-            <w:r>
-              <w:t>Containerize app; Compose wires app + DB</w:t>
-            </w:r>
-          </w:p>
-        </w:tc>
-        <w:tc>
-          <w:tcPr>
-            <w:tcW w:type="dxa" w:w="2160"/>
-          </w:tcPr>
-          <w:p>
-            <w:r>
-              <w:t>Day 1-2, 5</w:t>
-            </w:r>
-          </w:p>
-        </w:tc>
-      </w:tr>
-      <w:tr>
-        <w:tc>
-          <w:tcPr>
-            <w:tcW w:type="dxa" w:w="2160"/>
-          </w:tcPr>
-          <w:p>
-            <w:r>
-              <w:t>requirements.txt / .env.example</w:t>
-            </w:r>
-          </w:p>
-        </w:tc>
-        <w:tc>
-          <w:tcPr>
-            <w:tcW w:type="dxa" w:w="2160"/>
-          </w:tcPr>
-          <w:p>
-            <w:r>
-              <w:t>Ongoing</w:t>
-            </w:r>
-          </w:p>
-        </w:tc>
-        <w:tc>
-          <w:tcPr>
-            <w:tcW w:type="dxa" w:w="2160"/>
-          </w:tcPr>
-          <w:p>
-            <w:r>
-              <w:t>Maintained centrally; every dev adds packages/env vars their part needs</w:t>
-            </w:r>
-          </w:p>
-        </w:tc>
-        <w:tc>
-          <w:tcPr>
-            <w:tcW w:type="dxa" w:w="2160"/>
-          </w:tcPr>
-          <w:p>
-            <w:r>
-              <w:t>Ongoing</w:t>
-            </w:r>
-          </w:p>
-        </w:tc>
-      </w:tr>
-      <w:tr>
-        <w:tc>
-          <w:tcPr>
-            <w:tcW w:type="dxa" w:w="2160"/>
-          </w:tcPr>
-          <w:p>
-            <w:r>
-              <w:t>README.md</w:t>
-            </w:r>
-          </w:p>
-        </w:tc>
-        <w:tc>
-          <w:tcPr>
-            <w:tcW w:type="dxa" w:w="2160"/>
-          </w:tcPr>
-          <w:p>
-            <w:r>
-              <w:t>Foundation/Hardening</w:t>
-            </w:r>
-          </w:p>
-        </w:tc>
-        <w:tc>
-          <w:tcPr>
-            <w:tcW w:type="dxa" w:w="2160"/>
-          </w:tcPr>
-          <w:p>
-            <w:r>
-              <w:t>Setup, architecture, endpoint list - updated as pieces land</w:t>
-            </w:r>
-          </w:p>
-        </w:tc>
-        <w:tc>
-          <w:tcPr>
-            <w:tcW w:type="dxa" w:w="2160"/>
-          </w:tcPr>
-          <w:p>
-            <w:r>
-              <w:t>Day 1, 5</w:t>
+              <w:t>Containers, cluster manifests, IaC, CI tests (incl. cross-tenant isolation)</w:t>
             </w:r>
           </w:p>
         </w:tc>
@@ -1375,7 +442,7 @@
           <w:b w:val="0"/>
           <w:i w:val="0"/>
         </w:rPr>
-        <w:t>Principle: We replace fixed silos with collective ownership + rotation. Every developer rotates through all four areas over the project so that, by the end, each team member has built, reviewed, and tested every layer (models -&gt; schemas -&gt; routes -&gt; services -&gt; templates -&gt; infra/tests).</w:t>
+        <w:t>Principle: collective ownership + rotation across the three pillars. Every developer rotates through Frontend, Backend, AI-Services, and Infra/QA so that by the end each member has built, reviewed, and tested all three pillars.</w:t>
       </w:r>
     </w:p>
     <w:p>
@@ -1383,7 +450,7 @@
         <w:pStyle w:val="Heading2"/>
       </w:pPr>
       <w:r>
-        <w:t>4.1 Roles per module (rotating)</w:t>
+        <w:t>4.1 Roles per pillar (rotating)</w:t>
       </w:r>
     </w:p>
     <w:p>
@@ -1391,7 +458,7 @@
         <w:pStyle w:val="ListBullet"/>
       </w:pPr>
       <w:r>
-        <w:t>Primary (P): builds the module this phase.</w:t>
+        <w:t>Primary (P): builds the pillar work this phase.</w:t>
       </w:r>
     </w:p>
     <w:p>
@@ -1399,7 +466,7 @@
         <w:pStyle w:val="ListBullet"/>
       </w:pPr>
       <w:r>
-        <w:t>Reviewer (R): reviews PRs, pairs, and learns the module - becomes next phase Primary.</w:t>
+        <w:t>Reviewer (R): reviews PRs, pairs, and learns - becomes next phase Primary.</w:t>
       </w:r>
     </w:p>
     <w:p>
@@ -1407,7 +474,7 @@
         <w:pStyle w:val="ListBullet"/>
       </w:pPr>
       <w:r>
-        <w:t>Lead: owns main.py scaffold + architecture, unblocks, enforces standards.</w:t>
+        <w:t>Lead: owns the API contracts between pillars (frontend&lt;-&gt;backend&lt;-&gt;ai), architecture, and standards.</w:t>
       </w:r>
     </w:p>
     <w:p>
@@ -1424,7 +491,7 @@
           <w:b w:val="0"/>
           <w:i w:val="0"/>
         </w:rPr>
-        <w:t>Devs are grouped into 4 pods (2-3 devs each). Pods shift one module to the right every phase, so each pod touches every area.</w:t>
+        <w:t>4 pods (2-3 devs each) shift one pillar to the right every phase, so each pod touches Frontend, Backend, AI-Services, and Infra/QA.</w:t>
       </w:r>
     </w:p>
     <w:tbl>
@@ -1524,7 +591,7 @@
           </w:tcPr>
           <w:p>
             <w:r>
-              <w:t>Tenant models/schemas</w:t>
+              <w:t>Frontend shell + auth UI</w:t>
             </w:r>
           </w:p>
         </w:tc>
@@ -1534,7 +601,7 @@
           </w:tcPr>
           <w:p>
             <w:r>
-              <w:t>Session + token services</w:t>
+              <w:t>Backend core + tenancy/security</w:t>
             </w:r>
           </w:p>
         </w:tc>
@@ -1544,7 +611,7 @@
           </w:tcPr>
           <w:p>
             <w:r>
-              <w:t>Admin UI scaffolding</w:t>
+              <w:t>AI-services scaffold + serving</w:t>
             </w:r>
           </w:p>
         </w:tc>
@@ -1554,7 +621,7 @@
           </w:tcPr>
           <w:p>
             <w:r>
-              <w:t>Infra: config, DB, Docker, migrations</w:t>
+              <w:t>Infra: Docker, K8s, Terraform, CI</w:t>
             </w:r>
           </w:p>
         </w:tc>
@@ -1566,7 +633,7 @@
           </w:tcPr>
           <w:p>
             <w:r>
-              <w:t>Phase 2 - Core build</w:t>
+              <w:t>Phase 2 - Core</w:t>
             </w:r>
           </w:p>
         </w:tc>
@@ -1576,7 +643,7 @@
           </w:tcPr>
           <w:p>
             <w:r>
-              <w:t>Tenant routes + service</w:t>
+              <w:t>Backend tenant/academic API</w:t>
             </w:r>
           </w:p>
         </w:tc>
@@ -1586,7 +653,7 @@
           </w:tcPr>
           <w:p>
             <w:r>
-              <w:t>Launch route + service</w:t>
+              <w:t>AI-services RAG ingestion + retrieval</w:t>
             </w:r>
           </w:p>
         </w:tc>
@@ -1596,7 +663,7 @@
           </w:tcPr>
           <w:p>
             <w:r>
-              <w:t>Admin templates + static</w:t>
+              <w:t>Infra: vector DB, model registry, tests</w:t>
             </w:r>
           </w:p>
         </w:tc>
@@ -1606,7 +673,7 @@
           </w:tcPr>
           <w:p>
             <w:r>
-              <w:t>Audit log + health + tests setup</w:t>
+              <w:t>Frontend tenant-admin + dashboards</w:t>
             </w:r>
           </w:p>
         </w:tc>
@@ -1618,7 +685,7 @@
           </w:tcPr>
           <w:p>
             <w:r>
-              <w:t>Phase 3 - Integration</w:t>
+              <w:t>Phase 3 - AI Integration</w:t>
             </w:r>
           </w:p>
         </w:tc>
@@ -1628,7 +695,7 @@
           </w:tcPr>
           <w:p>
             <w:r>
-              <w:t>Launch route + service</w:t>
+              <w:t>AI-services pipeline + guardrails + router</w:t>
             </w:r>
           </w:p>
         </w:tc>
@@ -1638,7 +705,7 @@
           </w:tcPr>
           <w:p>
             <w:r>
-              <w:t>Admin templates + static</w:t>
+              <w:t>Infra/tests + isolation suite</w:t>
             </w:r>
           </w:p>
         </w:tc>
@@ -1648,7 +715,7 @@
           </w:tcPr>
           <w:p>
             <w:r>
-              <w:t>Infra/tests</w:t>
+              <w:t>Frontend student AI chat + professor analytics</w:t>
             </w:r>
           </w:p>
         </w:tc>
@@ -1658,7 +725,7 @@
           </w:tcPr>
           <w:p>
             <w:r>
-              <w:t>Tenant routes + service</w:t>
+              <w:t>Backend ai_client + finance API</w:t>
             </w:r>
           </w:p>
         </w:tc>
@@ -1680,7 +747,7 @@
           </w:tcPr>
           <w:p>
             <w:r>
-              <w:t>Infra/tests + health</w:t>
+              <w:t>Infra: scaling, DR, observability</w:t>
             </w:r>
           </w:p>
         </w:tc>
@@ -1690,7 +757,7 @@
           </w:tcPr>
           <w:p>
             <w:r>
-              <w:t>Tenant routes + service</w:t>
+              <w:t>Frontend polish + accessibility</w:t>
             </w:r>
           </w:p>
         </w:tc>
@@ -1700,7 +767,7 @@
           </w:tcPr>
           <w:p>
             <w:r>
-              <w:t>Launch route + service</w:t>
+              <w:t>Backend security/audit hardening</w:t>
             </w:r>
           </w:p>
         </w:tc>
@@ -1710,7 +777,7 @@
           </w:tcPr>
           <w:p>
             <w:r>
-              <w:t>Admin UI polish + docs</w:t>
+              <w:t>AI-services cost routing + eval</w:t>
             </w:r>
           </w:p>
         </w:tc>
@@ -1722,7 +789,7 @@
           <w:b w:val="0"/>
           <w:i/>
         </w:rPr>
-        <w:t>After 4 phases, every pod has worked on Tenant, Launch/Session, Admin UI, and Infra/QA. Pair-programming across pods is encouraged on integration days.</w:t>
+        <w:t>After 4 phases every pod has worked across all three pillars plus infra. Cross-pod pairing is required on integration days.</w:t>
       </w:r>
     </w:p>
     <w:p>
@@ -1738,7 +805,15 @@
         <w:pStyle w:val="ListBullet"/>
       </w:pPr>
       <w:r>
-        <w:t>One coding standard (linter/formatter + naming conventions) enforced in CI.</w:t>
+        <w:t>Stable API contracts (OpenAPI for backend, typed client for frontend, defined ai-services HTTP interface) so pillars stay decoupled while people rotate.</w:t>
+      </w:r>
+    </w:p>
+    <w:p>
+      <w:pPr>
+        <w:pStyle w:val="ListBullet"/>
+      </w:pPr>
+      <w:r>
+        <w:t>One coding standard per pillar (ESLint/Prettier for frontend; ruff/black for Python) enforced in CI.</w:t>
       </w:r>
     </w:p>
     <w:p>
@@ -1754,7 +829,7 @@
         <w:pStyle w:val="ListBullet"/>
       </w:pPr>
       <w:r>
-        <w:t>Module README/doc-string kept up to date by whoever is Primary that phase.</w:t>
+        <w:t>Lead reviews any change to cross-pillar contracts, requirements/package files, and IaC.</w:t>
       </w:r>
     </w:p>
     <w:p>
@@ -1762,15 +837,7 @@
         <w:pStyle w:val="ListBullet"/>
       </w:pPr>
       <w:r>
-        <w:t>main.py and requirements.txt changes always reviewed by the Lead to avoid merge conflicts.</w:t>
-      </w:r>
-    </w:p>
-    <w:p>
-      <w:pPr>
-        <w:pStyle w:val="ListBullet"/>
-      </w:pPr>
-      <w:r>
-        <w:t>Daily 15-min sync where each pod demos what they shipped, so the whole team stays current on all modules.</w:t>
+        <w:t>Daily 15-min sync where each pod demos shipped work; weekly cross-pillar knowledge share.</w:t>
       </w:r>
     </w:p>
     <w:p>
@@ -1786,7 +853,7 @@
         <w:pStyle w:val="Heading2"/>
       </w:pPr>
       <w:r>
-        <w:t>Phase 1 - Foundation (Day 1)</w:t>
+        <w:t>Phase 1 - Foundation</w:t>
       </w:r>
     </w:p>
     <w:p>
@@ -1795,7 +862,7 @@
           <w:b/>
           <w:i w:val="0"/>
         </w:rPr>
-        <w:t>Goal: Skeleton runs end-to-end empty.</w:t>
+        <w:t>Goal: all three pillars boot and talk to each other (empty).</w:t>
       </w:r>
     </w:p>
     <w:p>
@@ -1803,7 +870,7 @@
         <w:pStyle w:val="ListBullet"/>
       </w:pPr>
       <w:r>
-        <w:t>config.py, database.py (engine + session).</w:t>
+        <w:t>Frontend: app shell, routing, auth screens (SSO + JWT), API client stub.</w:t>
       </w:r>
     </w:p>
     <w:p>
@@ -1811,7 +878,7 @@
         <w:pStyle w:val="ListBullet"/>
       </w:pPr>
       <w:r>
-        <w:t>All three ORM models defined (tenant, session, audit_log).</w:t>
+        <w:t>Backend: config, database, core tenancy + security, main.py with health route.</w:t>
       </w:r>
     </w:p>
     <w:p>
@@ -1819,7 +886,7 @@
         <w:pStyle w:val="ListBullet"/>
       </w:pPr>
       <w:r>
-        <w:t>First Alembic migration creates the 3 tables.</w:t>
+        <w:t>AI-services: service scaffold, serving config (vLLM/Ollama), embeddings stub, models.yaml.</w:t>
       </w:r>
     </w:p>
     <w:p>
@@ -1827,15 +894,7 @@
         <w:pStyle w:val="ListBullet"/>
       </w:pPr>
       <w:r>
-        <w:t>Dockerfile + docker-compose.yml boot app + DB locally.</w:t>
-      </w:r>
-    </w:p>
-    <w:p>
-      <w:pPr>
-        <w:pStyle w:val="ListBullet"/>
-      </w:pPr>
-      <w:r>
-        <w:t>main.py boots an empty FastAPI app.</w:t>
+        <w:t>Infra: Dockerfiles, docker-compose (frontend+backend+ai+db+vector-db), CI pipeline, base Terraform.</w:t>
       </w:r>
     </w:p>
     <w:p>
@@ -1844,7 +903,7 @@
           <w:b w:val="0"/>
           <w:i/>
         </w:rPr>
-        <w:t>Exit criteria: docker-compose up starts the app; DB tables exist; health stub responds.</w:t>
+        <w:t>Exit criteria: docker-compose up runs all three pillars; frontend reaches backend; backend reaches ai-services health.</w:t>
       </w:r>
     </w:p>
     <w:p>
@@ -1852,7 +911,7 @@
         <w:pStyle w:val="Heading2"/>
       </w:pPr>
       <w:r>
-        <w:t>Phase 2 - Core Modules (Day 2-3)</w:t>
+        <w:t>Phase 2 - Core Modules</w:t>
       </w:r>
     </w:p>
     <w:p>
@@ -1861,7 +920,7 @@
           <w:b/>
           <w:i w:val="0"/>
         </w:rPr>
-        <w:t>Goal: Each functional area works in isolation.</w:t>
+        <w:t>Goal: tenant + academic + ingestion work in isolation.</w:t>
       </w:r>
     </w:p>
     <w:p>
@@ -1869,7 +928,7 @@
         <w:pStyle w:val="ListBullet"/>
       </w:pPr>
       <w:r>
-        <w:t>Tenant: schemas -&gt; service -&gt; routes (CRUD + enable/disable-ai), writing audit events.</w:t>
+        <w:t>Backend: tenant CRUD + enable/disable-AI, auth/RBAC, academic (attendance/marks) APIs, audit log.</w:t>
       </w:r>
     </w:p>
     <w:p>
@@ -1877,7 +936,7 @@
         <w:pStyle w:val="ListBullet"/>
       </w:pPr>
       <w:r>
-        <w:t>Launch/Session: schemas -&gt; token_service (JWT) -&gt; launch_service -&gt; /api/v1/ai/launch.</w:t>
+        <w:t>AI-services: note ingestion (parse-&gt;chunk-&gt;embed) and tenant/course-scoped vector retrieval.</w:t>
       </w:r>
     </w:p>
     <w:p>
@@ -1885,7 +944,15 @@
         <w:pStyle w:val="ListBullet"/>
       </w:pPr>
       <w:r>
-        <w:t>Admin UI: Jinja templates + Bootstrap + app.js; pages call the Tenant API.</w:t>
+        <w:t>Frontend: tenant-admin module + role dashboards reading real APIs.</w:t>
+      </w:r>
+    </w:p>
+    <w:p>
+      <w:pPr>
+        <w:pStyle w:val="ListBullet"/>
+      </w:pPr>
+      <w:r>
+        <w:t>Infra: provision vector DB, model registry/weights download, set up automated tests.</w:t>
       </w:r>
     </w:p>
     <w:p>
@@ -1894,7 +961,7 @@
           <w:b w:val="0"/>
           <w:i/>
         </w:rPr>
-        <w:t>Exit criteria: Tenant CRUD works via API; admin pages render; launch returns a token.</w:t>
+        <w:t>Exit criteria: a tenant can be created and configured; professor notes ingest into the vector store; dashboards render real data.</w:t>
       </w:r>
     </w:p>
     <w:p>
@@ -1902,7 +969,7 @@
         <w:pStyle w:val="Heading2"/>
       </w:pPr>
       <w:r>
-        <w:t>Phase 3 - Integration (Day 3-4)</w:t>
+        <w:t>Phase 3 - AI Integration</w:t>
       </w:r>
     </w:p>
     <w:p>
@@ -1911,7 +978,7 @@
           <w:b/>
           <w:i w:val="0"/>
         </w:rPr>
-        <w:t>Goal: Modules talk to each other; full flow proven.</w:t>
+        <w:t>Goal: end-to-end grounded AI experience.</w:t>
       </w:r>
     </w:p>
     <w:p>
@@ -1919,7 +986,7 @@
         <w:pStyle w:val="ListBullet"/>
       </w:pPr>
       <w:r>
-        <w:t>Wire all routers into main.py.</w:t>
+        <w:t>AI-services: RAG pipeline (grounded prompt -&gt; answer + citations), guardrails, self-hosted&lt;-&gt;OpenAI router.</w:t>
       </w:r>
     </w:p>
     <w:p>
@@ -1927,7 +994,7 @@
         <w:pStyle w:val="ListBullet"/>
       </w:pPr>
       <w:r>
-        <w:t>End-to-end flow: create tenant -&gt; enable AI -&gt; launch -&gt; receive chat URL + token.</w:t>
+        <w:t>Backend: ai_client wiring, AI launch/session + JWT, finance APIs.</w:t>
       </w:r>
     </w:p>
     <w:p>
@@ -1935,7 +1002,7 @@
         <w:pStyle w:val="ListBullet"/>
       </w:pPr>
       <w:r>
-        <w:t>Admin UI buttons trigger enable/disable and reflect status.</w:t>
+        <w:t>Frontend: student AI chat with citations; professor analytics + weak-area views.</w:t>
       </w:r>
     </w:p>
     <w:p>
@@ -1943,7 +1010,7 @@
         <w:pStyle w:val="ListBullet"/>
       </w:pPr>
       <w:r>
-        <w:t>tests/test_tenants.py + tests/test_launch.py cover CRUD and the full flow.</w:t>
+        <w:t>Infra/QA: cross-tenant isolation test suite, full-flow integration tests.</w:t>
       </w:r>
     </w:p>
     <w:p>
@@ -1952,7 +1019,7 @@
           <w:b w:val="0"/>
           <w:i/>
         </w:rPr>
-        <w:t>Exit criteria: Full create-&gt;enable-&gt;launch-&gt;token flow passes automated tests.</w:t>
+        <w:t>Exit criteria: student asks a question -&gt; grounded answer with citations; full create-&gt;enable-&gt;launch-&gt;chat flow passes tests; no cross-tenant leakage.</w:t>
       </w:r>
     </w:p>
     <w:p>
@@ -1960,7 +1027,7 @@
         <w:pStyle w:val="Heading2"/>
       </w:pPr>
       <w:r>
-        <w:t>Phase 4 - Hardening &amp; Handover (Day 5)</w:t>
+        <w:t>Phase 4 - Hardening &amp; Scale</w:t>
       </w:r>
     </w:p>
     <w:p>
@@ -1969,7 +1036,7 @@
           <w:b/>
           <w:i w:val="0"/>
         </w:rPr>
-        <w:t>Goal: Production-ready skeleton.</w:t>
+        <w:t>Goal: production-ready, multi-university scale.</w:t>
       </w:r>
     </w:p>
     <w:p>
@@ -1977,7 +1044,7 @@
         <w:pStyle w:val="ListBullet"/>
       </w:pPr>
       <w:r>
-        <w:t>health.py readiness/liveness endpoints.</w:t>
+        <w:t>Infra: autoscaling, GPU node pool, DR/backups, observability (metrics/logs/traces).</w:t>
       </w:r>
     </w:p>
     <w:p>
@@ -1985,7 +1052,7 @@
         <w:pStyle w:val="ListBullet"/>
       </w:pPr>
       <w:r>
-        <w:t>Error handling, input validation, and audit-log coverage reviewed.</w:t>
+        <w:t>Backend: security/audit hardening, rate limits, per-tenant quotas.</w:t>
       </w:r>
     </w:p>
     <w:p>
@@ -1993,7 +1060,7 @@
         <w:pStyle w:val="ListBullet"/>
       </w:pPr>
       <w:r>
-        <w:t>docker-compose.yml finalized for staging; .env.example complete.</w:t>
+        <w:t>AI-services: cost-aware routing (self-hosted-first), answer quality eval harness.</w:t>
       </w:r>
     </w:p>
     <w:p>
@@ -2001,7 +1068,7 @@
         <w:pStyle w:val="ListBullet"/>
       </w:pPr>
       <w:r>
-        <w:t>README.md finalized (setup, architecture, endpoint list).</w:t>
+        <w:t>Frontend: accessibility, responsive polish, error/empty states.</w:t>
       </w:r>
     </w:p>
     <w:p>
@@ -2009,7 +1076,7 @@
         <w:pStyle w:val="ListBullet"/>
       </w:pPr>
       <w:r>
-        <w:t>Knowledge-share session: each pod walks the others through its module.</w:t>
+        <w:t>Docs + knowledge share: every member can explain all three pillars.</w:t>
       </w:r>
     </w:p>
     <w:p>
@@ -2018,7 +1085,7 @@
           <w:b w:val="0"/>
           <w:i/>
         </w:rPr>
-        <w:t>Exit criteria: All tests green; docs complete; every team member can explain every module.</w:t>
+        <w:t>Exit criteria: all tests green; observability live; cost controls in place; team fully cross-trained.</w:t>
       </w:r>
     </w:p>
     <w:p>
@@ -2026,7 +1093,7 @@
         <w:pStyle w:val="Heading1"/>
       </w:pPr>
       <w:r>
-        <w:t>6. Quick Reference - Module Areas (no permanent owners)</w:t>
+        <w:t>6. Quick Reference - Pillars (no permanent owners)</w:t>
       </w:r>
     </w:p>
     <w:tbl>
@@ -2050,7 +1117,7 @@
               <w:rPr>
                 <w:b/>
               </w:rPr>
-              <w:t>Area</w:t>
+              <w:t>Pillar</w:t>
             </w:r>
           </w:p>
         </w:tc>
@@ -2063,7 +1130,7 @@
               <w:rPr>
                 <w:b/>
               </w:rPr>
-              <w:t>Files</w:t>
+              <w:t>Folders</w:t>
             </w:r>
           </w:p>
         </w:tc>
@@ -2088,7 +1155,7 @@
           </w:tcPr>
           <w:p>
             <w:r>
-              <w:t>Tenant Management</w:t>
+              <w:t>Frontend</w:t>
             </w:r>
           </w:p>
         </w:tc>
@@ -2098,7 +1165,7 @@
           </w:tcPr>
           <w:p>
             <w:r>
-              <w:t>models/tenant.py, schemas/tenant.py, routes/tenants.py, services/tenant_service.py</w:t>
+              <w:t>frontend/src/{app,auth,modules,components,lib,store}</w:t>
             </w:r>
           </w:p>
         </w:tc>
@@ -2120,7 +1187,7 @@
           </w:tcPr>
           <w:p>
             <w:r>
-              <w:t>Launch &amp; Session</w:t>
+              <w:t>Backend</w:t>
             </w:r>
           </w:p>
         </w:tc>
@@ -2130,7 +1197,7 @@
           </w:tcPr>
           <w:p>
             <w:r>
-              <w:t>models/session.py, schemas/launch.py, schemas/session.py, routes/launch.py, services/launch_service.py, services/token_service.py</w:t>
+              <w:t>backend/app/{core,models,schemas,routes,services,clients} + migrations</w:t>
             </w:r>
           </w:p>
         </w:tc>
@@ -2152,7 +1219,7 @@
           </w:tcPr>
           <w:p>
             <w:r>
-              <w:t>Admin UI</w:t>
+              <w:t>AI-Services</w:t>
             </w:r>
           </w:p>
         </w:tc>
@@ -2162,7 +1229,7 @@
           </w:tcPr>
           <w:p>
             <w:r>
-              <w:t>routes/admin.py, templates/*, static/*</w:t>
+              <w:t>ai-services/{rag,serving,prompts,model_registry,workers}</w:t>
             </w:r>
           </w:p>
         </w:tc>
@@ -2184,7 +1251,7 @@
           </w:tcPr>
           <w:p>
             <w:r>
-              <w:t>Infrastructure &amp; QA</w:t>
+              <w:t>Infra &amp; QA</w:t>
             </w:r>
           </w:p>
         </w:tc>
@@ -2194,7 +1261,7 @@
           </w:tcPr>
           <w:p>
             <w:r>
-              <w:t>config.py, database.py, models/audit_log.py, routes/health.py, migrations/, tests/, Dockerfile, docker-compose.yml, requirements.txt, .env.example</w:t>
+              <w:t>deploy/{docker,k8s,terraform}, tests/, scripts/</w:t>
             </w:r>
           </w:p>
         </w:tc>
@@ -2226,7 +1293,7 @@
           </w:tcPr>
           <w:p>
             <w:r>
-              <w:t>main.py, README.md</w:t>
+              <w:t>cross-pillar API contracts, docker-compose.yml, README.md, docs/</w:t>
             </w:r>
           </w:p>
         </w:tc>
@@ -2236,7 +1303,7 @@
           </w:tcPr>
           <w:p>
             <w:r>
-              <w:t>Stable lead role; standards &amp; integration</w:t>
+              <w:t>Stable lead role</w:t>
             </w:r>
           </w:p>
         </w:tc>
@@ -2248,7 +1315,7 @@
           <w:b w:val="0"/>
           <w:i/>
         </w:rPr>
-        <w:t>Corrected version: fixed tree nesting/connectors, added missing __init__.py and proper static/ subfolders, resolved path inconsistencies between sections, normalized sprint days, replaced hard silos with a rotation model giving every team member whole-project experience, and added a phase-wise work breakdown.</w:t>
+        <w:t>This version restructures the project into Frontend / Backend / AI-Services pillars, keeps weights out of the repo via a model registry, decouples backend from AI via an HTTP client, and remaps the team rotation and phase plan across the three pillars so every member gains whole-project experience.</w:t>
       </w:r>
     </w:p>
     <w:sectPr>
